--- a/manuscript/submission/psychiatry-research/Title_Page_Psychiatry_Research.docx
+++ b/manuscript/submission/psychiatry-research/Title_Page_Psychiatry_Research.docx
@@ -35,7 +35,7 @@
         <w:t xml:space="preserve">Affiliation:</w:t>
       </w:r>
       <w:r>
-        <w:t xml:space="preserve"> Department of Medicine, Sapporo Medical University, Sapporo, Japan</w:t>
+        <w:t xml:space="preserve"> School of Medicine, Sapporo Medical University, Sapporo, Japan</w:t>
       </w:r>
     </w:p>
     <w:p>
